--- a/docs/analysis/risk_appetite/out/Analiticheskaya_zapiska_RA_credit_v0.4.docx
+++ b/docs/analysis/risk_appetite/out/Analiticheskaya_zapiska_RA_credit_v0.4.docx
@@ -18627,7 +18627,7 @@
                 <w:sz w:val="18"/>
                 <w:szCs w:val="18"/>
               </w:rPr>
-              <w:t xml:space="preserve">Вес каждого коэффициента указан как 0,33, сумма 0,99. При таких весах ACARI составил бы 20,69 %, а в отчёте 20,90 %; отчётное значение получается при весе 1/3. Расчёт ведётся не по формуле, записанной в документе</w:t>
+              <w:t xml:space="preserve">**Отозвано в части претензии к расчёту.** 0,33 есть запись одной третьей с округлением, отчётное значение ACARI 20,90 % получается при весе 1/3, и расчёт корректен. Остаётся редакционная правка: заменить в тексте приложения 0,33 на 1/3, чтобы сумма весов читалась как единица, а не как 0,99</w:t>
             </w:r>
           </w:p>
         </w:tc>
@@ -19409,7 +19409,7 @@
                 <w:sz w:val="18"/>
                 <w:szCs w:val="18"/>
               </w:rPr>
-              <w:t xml:space="preserve">Улдана Қабылтаева, Дамир Джакипбеков</w:t>
+              <w:t xml:space="preserve">Улдана, Дамир</w:t>
             </w:r>
           </w:p>
         </w:tc>
@@ -19752,7 +19752,7 @@
                 <w:sz w:val="18"/>
                 <w:szCs w:val="18"/>
               </w:rPr>
-              <w:t xml:space="preserve">Улдана Қабылтаева</w:t>
+              <w:t xml:space="preserve">Улдана</w:t>
             </w:r>
           </w:p>
         </w:tc>
@@ -20156,7 +20156,7 @@
                 <w:sz w:val="18"/>
                 <w:szCs w:val="18"/>
               </w:rPr>
-              <w:t xml:space="preserve">Улдана Қабылтаева, БРМ</w:t>
+              <w:t xml:space="preserve">Улдана, БРМ</w:t>
             </w:r>
           </w:p>
         </w:tc>
@@ -21347,7 +21347,7 @@
                 <w:sz w:val="18"/>
                 <w:szCs w:val="18"/>
               </w:rPr>
-              <w:t xml:space="preserve">Улдана Қабылтаева</w:t>
+              <w:t xml:space="preserve">Улдана</w:t>
             </w:r>
           </w:p>
         </w:tc>
@@ -21448,7 +21448,7 @@
                 <w:sz w:val="18"/>
                 <w:szCs w:val="18"/>
               </w:rPr>
-              <w:t xml:space="preserve">Улдана Қабылтаева</w:t>
+              <w:t xml:space="preserve">Улдана</w:t>
             </w:r>
           </w:p>
         </w:tc>
@@ -21650,7 +21650,7 @@
                 <w:sz w:val="18"/>
                 <w:szCs w:val="18"/>
               </w:rPr>
-              <w:t xml:space="preserve">Улдана Қабылтаева, комплаенс</w:t>
+              <w:t xml:space="preserve">Улдана, комплаенс</w:t>
             </w:r>
           </w:p>
         </w:tc>
@@ -21953,7 +21953,7 @@
                 <w:sz w:val="18"/>
                 <w:szCs w:val="18"/>
               </w:rPr>
-              <w:t xml:space="preserve">Улдана Қабылтаева</w:t>
+              <w:t xml:space="preserve">Улдана</w:t>
             </w:r>
           </w:p>
         </w:tc>
@@ -22054,7 +22054,7 @@
                 <w:sz w:val="18"/>
                 <w:szCs w:val="18"/>
               </w:rPr>
-              <w:t xml:space="preserve">Улдана Қабылтаева</w:t>
+              <w:t xml:space="preserve">Улдана</w:t>
             </w:r>
           </w:p>
         </w:tc>
@@ -22296,7 +22296,7 @@
                 <w:sz w:val="18"/>
                 <w:szCs w:val="18"/>
               </w:rPr>
-              <w:t xml:space="preserve">Улдана Қабылтаева, Дамир Джакипбеков</w:t>
+              <w:t xml:space="preserve">Улдана, Дамир</w:t>
             </w:r>
           </w:p>
         </w:tc>
@@ -22450,7 +22450,7 @@
                 <w:sz w:val="18"/>
                 <w:szCs w:val="18"/>
               </w:rPr>
-              <w:t xml:space="preserve">Вес каждого коэффициента в Приложении № 1 к Методике указан как 0,33, сумма 0,99, тогда как отчётное значение ACARI получается при весе 1/3. Какая формула является действующей</w:t>
+              <w:t xml:space="preserve">Редакционная правка: заменить в Приложении № 1 к Методике вес 0,33 на 1/3</w:t>
             </w:r>
           </w:p>
         </w:tc>
@@ -22474,7 +22474,7 @@
                 <w:sz w:val="18"/>
                 <w:szCs w:val="18"/>
               </w:rPr>
-              <w:t xml:space="preserve">Расчёт ведётся не по формуле, записанной в документе</w:t>
+              <w:t xml:space="preserve">Расчёт верен — 0,33 есть округление одной третьей, отчётное значение ACARI ему соответствует. Расходится только запись веса: сумма читается как 0,99. Прежняя формулировка вопроса — «расчёт ведётся не по формуле, записанной в документе» — отозвана</w:t>
             </w:r>
           </w:p>
         </w:tc>
@@ -22498,7 +22498,7 @@
                 <w:sz w:val="18"/>
                 <w:szCs w:val="18"/>
               </w:rPr>
-              <w:t xml:space="preserve">Улдана Қабылтаева</w:t>
+              <w:t xml:space="preserve">Владелец Методики</w:t>
             </w:r>
           </w:p>
         </w:tc>
@@ -22740,7 +22740,7 @@
                 <w:sz w:val="18"/>
                 <w:szCs w:val="18"/>
               </w:rPr>
-              <w:t xml:space="preserve">Улдана Қабылтаева</w:t>
+              <w:t xml:space="preserve">Улдана</w:t>
             </w:r>
           </w:p>
         </w:tc>
@@ -22841,7 +22841,7 @@
                 <w:sz w:val="18"/>
                 <w:szCs w:val="18"/>
               </w:rPr>
-              <w:t xml:space="preserve">Улдана Қабылтаева</w:t>
+              <w:t xml:space="preserve">Улдана</w:t>
             </w:r>
           </w:p>
         </w:tc>
@@ -22942,7 +22942,7 @@
                 <w:sz w:val="18"/>
                 <w:szCs w:val="18"/>
               </w:rPr>
-              <w:t xml:space="preserve">Улдана Қабылтаева, корпоративный секретарь</w:t>
+              <w:t xml:space="preserve">Улдана, корпоративный секретарь</w:t>
             </w:r>
           </w:p>
         </w:tc>
@@ -23043,7 +23043,7 @@
                 <w:sz w:val="18"/>
                 <w:szCs w:val="18"/>
               </w:rPr>
-              <w:t xml:space="preserve">Улдана Қабылтаева</w:t>
+              <w:t xml:space="preserve">Улдана</w:t>
             </w:r>
           </w:p>
         </w:tc>
@@ -23144,7 +23144,7 @@
                 <w:sz w:val="18"/>
                 <w:szCs w:val="18"/>
               </w:rPr>
-              <w:t xml:space="preserve">Дамир Джакипбеков</w:t>
+              <w:t xml:space="preserve">Дамир</w:t>
             </w:r>
           </w:p>
         </w:tc>
@@ -23245,7 +23245,7 @@
                 <w:sz w:val="18"/>
                 <w:szCs w:val="18"/>
               </w:rPr>
-              <w:t xml:space="preserve">Дамир Джакипбеков, Ерлан, Айдар</w:t>
+              <w:t xml:space="preserve">Дамир, Ерлан, Айдар</w:t>
             </w:r>
           </w:p>
         </w:tc>

--- a/docs/analysis/risk_appetite/out/Analiticheskaya_zapiska_RA_credit_v0.4.docx
+++ b/docs/analysis/risk_appetite/out/Analiticheskaya_zapiska_RA_credit_v0.4.docx
@@ -152,7 +152,7 @@
                 <w:sz w:val="18"/>
                 <w:szCs w:val="18"/>
               </w:rPr>
-              <w:t xml:space="preserve">Рабочая версия v0.2. Не для подписания. Один раздел не заполнен — см. § 1.2</w:t>
+              <w:t xml:space="preserve">Рабочая версия v0.4 от 19.08.2026. Не для подписания. Вывод о приемлемости уровней в стрессе не сформулирован — см. § 1.2 и § 10</w:t>
             </w:r>
           </w:p>
         </w:tc>
@@ -19260,7 +19260,7 @@
                 <w:sz w:val="18"/>
                 <w:szCs w:val="18"/>
               </w:rPr>
-              <w:t xml:space="preserve">**Закрыт: Банк не является системно значимым.** Надзорного вопроса нет, п. 108 главы 11 Нормативов № 85 неприменим. Остаётся методологический: чем обоснован буфер ровно 0,5 пп по всем трём коэффициентам сразу</w:t>
+              <w:t xml:space="preserve">**Закрыт полностью.** Надзорная ветвь снята 18.08.2026: Банк не является системно значимым, п. 108 главы 11 Нормативов № 85 неприменим. Методологический остаток снят 20.08.2026: буфер 0,5 пп не калибровался — уровни 8,5 / 9,5 / 11 % импортированы из красной зоны Плана финансирования капитала (дословно по файлу рекалибровки 2023, находка РК7)</w:t>
             </w:r>
           </w:p>
         </w:tc>
@@ -19284,7 +19284,7 @@
                 <w:sz w:val="18"/>
                 <w:szCs w:val="18"/>
               </w:rPr>
-              <w:t xml:space="preserve">Подтверждено 18.08.2026</w:t>
+              <w:t xml:space="preserve">Закрыт по двум основаниям: подтверждение статуса и файл рекалибровки 2023</w:t>
             </w:r>
           </w:p>
         </w:tc>
